--- a/Courses/Software-Sciences/IT-Module-3-Web-Design/16-Website-Testing/16-Website-Testing-Exercises.docx
+++ b/Courses/Software-Sciences/IT-Module-3-Web-Design/16-Website-Testing/16-Website-Testing-Exercises.docx
@@ -87,7 +87,7 @@
           <w:noProof/>
         </w:rPr>
         <w:drawing>
-          <wp:inline distT="0" distB="0" distL="0" distR="0" wp14:anchorId="73F5C6D6" wp14:editId="2E49EE93">
+          <wp:inline distT="0" distB="0" distL="0" distR="0" wp14:anchorId="73F5C6D6" wp14:editId="4FBAC5CA">
             <wp:extent cx="1065886" cy="497260"/>
             <wp:effectExtent l="0" t="0" r="1270" b="0"/>
             <wp:docPr id="470543985" name="Picture 1"/>
@@ -512,7 +512,37 @@
           <w:rFonts w:ascii="Calibri" w:hAnsi="Calibri" w:cs="Calibri"/>
           <w:lang w:val="bg-BG"/>
         </w:rPr>
-        <w:t>Линкът Контакти не води към съответната секция</w:t>
+        <w:t xml:space="preserve">Линкът </w:t>
+      </w:r>
+      <w:r>
+        <w:rPr>
+          <w:rFonts w:ascii="Calibri" w:hAnsi="Calibri" w:cs="Calibri"/>
+          <w:b/>
+          <w:bCs/>
+        </w:rPr>
+        <w:t>"</w:t>
+      </w:r>
+      <w:r>
+        <w:rPr>
+          <w:rFonts w:ascii="Calibri" w:hAnsi="Calibri" w:cs="Calibri"/>
+          <w:lang w:val="bg-BG"/>
+        </w:rPr>
+        <w:t>Контакти</w:t>
+      </w:r>
+      <w:r>
+        <w:rPr>
+          <w:rFonts w:ascii="Calibri" w:hAnsi="Calibri" w:cs="Calibri"/>
+          <w:b/>
+          <w:bCs/>
+        </w:rPr>
+        <w:t>"</w:t>
+      </w:r>
+      <w:r>
+        <w:rPr>
+          <w:rFonts w:ascii="Calibri" w:hAnsi="Calibri" w:cs="Calibri"/>
+          <w:lang w:val="bg-BG"/>
+        </w:rPr>
+        <w:t xml:space="preserve"> не води към съответната секция</w:t>
       </w:r>
     </w:p>
     <w:p>
@@ -883,8 +913,11 @@
         </w:rPr>
       </w:pPr>
       <w:r>
+        <w:rPr>
+          <w:noProof/>
+        </w:rPr>
         <w:drawing>
-          <wp:inline distT="0" distB="0" distL="0" distR="0" wp14:anchorId="6ECB8DAF" wp14:editId="166C3E79">
+          <wp:inline distT="0" distB="0" distL="0" distR="0" wp14:anchorId="6ECB8DAF" wp14:editId="5E7F2BA8">
             <wp:extent cx="3999634" cy="2537554"/>
             <wp:effectExtent l="12700" t="12700" r="13970" b="15240"/>
             <wp:docPr id="10" name="Picture 9">
@@ -1076,8 +1109,11 @@
         </w:rPr>
       </w:pPr>
       <w:r>
+        <w:rPr>
+          <w:noProof/>
+        </w:rPr>
         <w:drawing>
-          <wp:inline distT="0" distB="0" distL="0" distR="0" wp14:anchorId="600B709D" wp14:editId="243167EA">
+          <wp:inline distT="0" distB="0" distL="0" distR="0" wp14:anchorId="600B709D" wp14:editId="65613D72">
             <wp:extent cx="3903274" cy="2176826"/>
             <wp:effectExtent l="12700" t="12700" r="8890" b="7620"/>
             <wp:docPr id="7" name="Picture 6">
@@ -1196,21 +1232,7 @@
             <w:rStyle w:val="Hyperlink"/>
             <w:lang w:val="en-GB"/>
           </w:rPr>
-          <w:t>jigsaw.w3.org/css-</w:t>
-        </w:r>
-        <w:r>
-          <w:rPr>
-            <w:rStyle w:val="Hyperlink"/>
-            <w:lang w:val="en-GB"/>
-          </w:rPr>
-          <w:t>v</w:t>
-        </w:r>
-        <w:r>
-          <w:rPr>
-            <w:rStyle w:val="Hyperlink"/>
-            <w:lang w:val="en-GB"/>
-          </w:rPr>
-          <w:t>alidator</w:t>
+          <w:t>jigsaw.w3.org/css-validator</w:t>
         </w:r>
       </w:hyperlink>
       <w:r>
@@ -1306,7 +1328,7 @@
           <w:noProof/>
         </w:rPr>
         <w:drawing>
-          <wp:inline distT="0" distB="0" distL="0" distR="0" wp14:anchorId="320B5575" wp14:editId="51A55FDA">
+          <wp:inline distT="0" distB="0" distL="0" distR="0" wp14:anchorId="320B5575" wp14:editId="554579DF">
             <wp:extent cx="3967993" cy="2870568"/>
             <wp:effectExtent l="12700" t="12700" r="7620" b="12700"/>
             <wp:docPr id="40662450" name="Picture 1"/>
@@ -1488,7 +1510,7 @@
           <w:lang w:val="bg-BG"/>
         </w:rPr>
         <w:drawing>
-          <wp:inline distT="0" distB="0" distL="0" distR="0" wp14:anchorId="66916198" wp14:editId="60C92361">
+          <wp:inline distT="0" distB="0" distL="0" distR="0" wp14:anchorId="66916198" wp14:editId="6A18D237">
             <wp:extent cx="4053627" cy="469265"/>
             <wp:effectExtent l="12700" t="12700" r="10795" b="13335"/>
             <wp:docPr id="773837492" name="Picture 2"/>
@@ -1938,13 +1960,7 @@
         <w:rPr>
           <w:lang w:val="bg-BG"/>
         </w:rPr>
-        <w:t xml:space="preserve">Тестване на </w:t>
-      </w:r>
-      <w:r>
-        <w:rPr>
-          <w:lang w:val="bg-BG"/>
-        </w:rPr>
-        <w:t>адаптивност</w:t>
+        <w:t>Тестване на адаптивност</w:t>
       </w:r>
     </w:p>
     <w:p>
@@ -2248,13 +2264,7 @@
         <w:rPr>
           <w:lang w:val="bg-BG"/>
         </w:rPr>
-        <w:t xml:space="preserve">Тестване на </w:t>
-      </w:r>
-      <w:r>
-        <w:rPr>
-          <w:lang w:val="bg-BG"/>
-        </w:rPr>
-        <w:t>достъпност</w:t>
+        <w:t>Тестване на достъпност</w:t>
       </w:r>
     </w:p>
     <w:p>
@@ -2457,7 +2467,7 @@
           <w:lang w:val="bg-BG"/>
         </w:rPr>
         <w:drawing>
-          <wp:inline distT="0" distB="0" distL="0" distR="0" wp14:anchorId="3AA82A83" wp14:editId="53AD5E96">
+          <wp:inline distT="0" distB="0" distL="0" distR="0" wp14:anchorId="3AA82A83" wp14:editId="671D4CD1">
             <wp:extent cx="3787140" cy="187996"/>
             <wp:effectExtent l="12700" t="12700" r="10160" b="15240"/>
             <wp:docPr id="428412907" name="Picture 4"/>

--- a/Courses/Software-Sciences/IT-Module-3-Web-Design/16-Website-Testing/16-Website-Testing-Exercises.docx
+++ b/Courses/Software-Sciences/IT-Module-3-Web-Design/16-Website-Testing/16-Website-Testing-Exercises.docx
@@ -87,7 +87,7 @@
           <w:noProof/>
         </w:rPr>
         <w:drawing>
-          <wp:inline distT="0" distB="0" distL="0" distR="0" wp14:anchorId="73F5C6D6" wp14:editId="4FBAC5CA">
+          <wp:inline distT="0" distB="0" distL="0" distR="0" wp14:anchorId="73F5C6D6" wp14:editId="6339D42E">
             <wp:extent cx="1065886" cy="497260"/>
             <wp:effectExtent l="0" t="0" r="1270" b="0"/>
             <wp:docPr id="470543985" name="Picture 1"/>
@@ -917,7 +917,7 @@
           <w:noProof/>
         </w:rPr>
         <w:drawing>
-          <wp:inline distT="0" distB="0" distL="0" distR="0" wp14:anchorId="6ECB8DAF" wp14:editId="5E7F2BA8">
+          <wp:inline distT="0" distB="0" distL="0" distR="0" wp14:anchorId="6ECB8DAF" wp14:editId="594FBE06">
             <wp:extent cx="3999634" cy="2537554"/>
             <wp:effectExtent l="12700" t="12700" r="13970" b="15240"/>
             <wp:docPr id="10" name="Picture 9">
@@ -1113,7 +1113,7 @@
           <w:noProof/>
         </w:rPr>
         <w:drawing>
-          <wp:inline distT="0" distB="0" distL="0" distR="0" wp14:anchorId="600B709D" wp14:editId="65613D72">
+          <wp:inline distT="0" distB="0" distL="0" distR="0" wp14:anchorId="600B709D" wp14:editId="0E226A2B">
             <wp:extent cx="3903274" cy="2176826"/>
             <wp:effectExtent l="12700" t="12700" r="8890" b="7620"/>
             <wp:docPr id="7" name="Picture 6">
@@ -1328,7 +1328,7 @@
           <w:noProof/>
         </w:rPr>
         <w:drawing>
-          <wp:inline distT="0" distB="0" distL="0" distR="0" wp14:anchorId="320B5575" wp14:editId="554579DF">
+          <wp:inline distT="0" distB="0" distL="0" distR="0" wp14:anchorId="320B5575" wp14:editId="042B59D8">
             <wp:extent cx="3967993" cy="2870568"/>
             <wp:effectExtent l="12700" t="12700" r="7620" b="12700"/>
             <wp:docPr id="40662450" name="Picture 1"/>
@@ -1510,7 +1510,7 @@
           <w:lang w:val="bg-BG"/>
         </w:rPr>
         <w:drawing>
-          <wp:inline distT="0" distB="0" distL="0" distR="0" wp14:anchorId="66916198" wp14:editId="6A18D237">
+          <wp:inline distT="0" distB="0" distL="0" distR="0" wp14:anchorId="66916198" wp14:editId="4F978DE5">
             <wp:extent cx="4053627" cy="469265"/>
             <wp:effectExtent l="12700" t="12700" r="10795" b="13335"/>
             <wp:docPr id="773837492" name="Picture 2"/>
@@ -2204,12 +2204,13 @@
       <w:r>
         <w:rPr>
           <w:noProof/>
+          <w:lang w:val="bg-BG"/>
         </w:rPr>
         <w:drawing>
-          <wp:inline distT="0" distB="0" distL="0" distR="0" wp14:anchorId="336B2F57" wp14:editId="4488BE5D">
-            <wp:extent cx="5519950" cy="2751452"/>
-            <wp:effectExtent l="0" t="0" r="5080" b="5080"/>
-            <wp:docPr id="470543991" name="Picture 470543991" descr="Проверка на практическия проект при ширина за компютър и телефон"/>
+          <wp:inline distT="0" distB="0" distL="0" distR="0" wp14:anchorId="0062E1DE" wp14:editId="77E60D42">
+            <wp:extent cx="3728159" cy="3070249"/>
+            <wp:effectExtent l="12700" t="12700" r="18415" b="15875"/>
+            <wp:docPr id="1293647804" name="Picture 1"/>
             <wp:cNvGraphicFramePr>
               <a:graphicFrameLocks xmlns:a="http://schemas.openxmlformats.org/drawingml/2006/main" noChangeAspect="1"/>
             </wp:cNvGraphicFramePr>
@@ -2217,30 +2218,90 @@
               <a:graphicData uri="http://schemas.openxmlformats.org/drawingml/2006/picture">
                 <pic:pic xmlns:pic="http://schemas.openxmlformats.org/drawingml/2006/picture">
                   <pic:nvPicPr>
-                    <pic:cNvPr id="0" name="adaptivity-project.png"/>
+                    <pic:cNvPr id="1293647804" name="Picture 1293647804"/>
                     <pic:cNvPicPr/>
                   </pic:nvPicPr>
-                  <pic:blipFill rotWithShape="1">
-                    <a:blip r:embed="rId18"/>
-                    <a:srcRect l="2168" t="9780" r="2741" b="3515"/>
-                    <a:stretch/>
+                  <pic:blipFill>
+                    <a:blip r:embed="rId18" cstate="print">
+                      <a:extLst>
+                        <a:ext uri="{28A0092B-C50C-407E-A947-70E740481C1C}">
+                          <a14:useLocalDpi xmlns:a14="http://schemas.microsoft.com/office/drawing/2010/main" val="0"/>
+                        </a:ext>
+                      </a:extLst>
+                    </a:blip>
+                    <a:stretch>
+                      <a:fillRect/>
+                    </a:stretch>
                   </pic:blipFill>
-                  <pic:spPr bwMode="auto">
+                  <pic:spPr>
                     <a:xfrm>
                       <a:off x="0" y="0"/>
-                      <a:ext cx="5521432" cy="2752191"/>
+                      <a:ext cx="3753103" cy="3090792"/>
                     </a:xfrm>
                     <a:prstGeom prst="rect">
                       <a:avLst/>
                     </a:prstGeom>
                     <a:ln>
-                      <a:noFill/>
+                      <a:solidFill>
+                        <a:schemeClr val="bg1">
+                          <a:lumMod val="75000"/>
+                        </a:schemeClr>
+                      </a:solidFill>
                     </a:ln>
-                    <a:extLst>
-                      <a:ext uri="{53640926-AAD7-44D8-BBD7-CCE9431645EC}">
-                        <a14:shadowObscured xmlns:a14="http://schemas.microsoft.com/office/drawing/2010/main"/>
-                      </a:ext>
-                    </a:extLst>
+                  </pic:spPr>
+                </pic:pic>
+              </a:graphicData>
+            </a:graphic>
+          </wp:inline>
+        </w:drawing>
+      </w:r>
+      <w:r>
+        <w:rPr>
+          <w:noProof/>
+          <w:lang w:val="bg-BG"/>
+        </w:rPr>
+        <w:drawing>
+          <wp:inline distT="0" distB="0" distL="0" distR="0" wp14:anchorId="45ECBB41" wp14:editId="069E09AE">
+            <wp:extent cx="1092231" cy="3072809"/>
+            <wp:effectExtent l="12700" t="12700" r="12700" b="13335"/>
+            <wp:docPr id="1882057586" name="Picture 2"/>
+            <wp:cNvGraphicFramePr>
+              <a:graphicFrameLocks xmlns:a="http://schemas.openxmlformats.org/drawingml/2006/main" noChangeAspect="1"/>
+            </wp:cNvGraphicFramePr>
+            <a:graphic xmlns:a="http://schemas.openxmlformats.org/drawingml/2006/main">
+              <a:graphicData uri="http://schemas.openxmlformats.org/drawingml/2006/picture">
+                <pic:pic xmlns:pic="http://schemas.openxmlformats.org/drawingml/2006/picture">
+                  <pic:nvPicPr>
+                    <pic:cNvPr id="1882057586" name="Picture 1882057586"/>
+                    <pic:cNvPicPr/>
+                  </pic:nvPicPr>
+                  <pic:blipFill>
+                    <a:blip r:embed="rId19" cstate="print">
+                      <a:extLst>
+                        <a:ext uri="{28A0092B-C50C-407E-A947-70E740481C1C}">
+                          <a14:useLocalDpi xmlns:a14="http://schemas.microsoft.com/office/drawing/2010/main" val="0"/>
+                        </a:ext>
+                      </a:extLst>
+                    </a:blip>
+                    <a:stretch>
+                      <a:fillRect/>
+                    </a:stretch>
+                  </pic:blipFill>
+                  <pic:spPr>
+                    <a:xfrm>
+                      <a:off x="0" y="0"/>
+                      <a:ext cx="1116352" cy="3140669"/>
+                    </a:xfrm>
+                    <a:prstGeom prst="rect">
+                      <a:avLst/>
+                    </a:prstGeom>
+                    <a:ln>
+                      <a:solidFill>
+                        <a:schemeClr val="bg1">
+                          <a:lumMod val="75000"/>
+                        </a:schemeClr>
+                      </a:solidFill>
+                    </a:ln>
                   </pic:spPr>
                 </pic:pic>
               </a:graphicData>
@@ -2347,7 +2408,7 @@
                     <pic:cNvPicPr/>
                   </pic:nvPicPr>
                   <pic:blipFill>
-                    <a:blip r:embed="rId19" cstate="print">
+                    <a:blip r:embed="rId20" cstate="print">
                       <a:extLst>
                         <a:ext uri="{28A0092B-C50C-407E-A947-70E740481C1C}">
                           <a14:useLocalDpi xmlns:a14="http://schemas.microsoft.com/office/drawing/2010/main" val="0"/>
@@ -2467,7 +2528,7 @@
           <w:lang w:val="bg-BG"/>
         </w:rPr>
         <w:drawing>
-          <wp:inline distT="0" distB="0" distL="0" distR="0" wp14:anchorId="3AA82A83" wp14:editId="671D4CD1">
+          <wp:inline distT="0" distB="0" distL="0" distR="0" wp14:anchorId="3AA82A83" wp14:editId="10A0DF2A">
             <wp:extent cx="3787140" cy="187996"/>
             <wp:effectExtent l="12700" t="12700" r="10160" b="15240"/>
             <wp:docPr id="428412907" name="Picture 4"/>
@@ -2482,7 +2543,7 @@
                     <pic:cNvPicPr/>
                   </pic:nvPicPr>
                   <pic:blipFill>
-                    <a:blip r:embed="rId20" cstate="print">
+                    <a:blip r:embed="rId21" cstate="print">
                       <a:extLst>
                         <a:ext uri="{28A0092B-C50C-407E-A947-70E740481C1C}">
                           <a14:useLocalDpi xmlns:a14="http://schemas.microsoft.com/office/drawing/2010/main" val="0"/>
@@ -2517,8 +2578,8 @@
       </w:r>
     </w:p>
     <w:sectPr>
-      <w:headerReference w:type="default" r:id="rId21"/>
-      <w:footerReference w:type="default" r:id="rId22"/>
+      <w:headerReference w:type="default" r:id="rId22"/>
+      <w:footerReference w:type="default" r:id="rId23"/>
       <w:pgSz w:w="11909" w:h="16834" w:code="9"/>
       <w:pgMar w:top="567" w:right="737" w:bottom="680" w:left="737" w:header="567" w:footer="510" w:gutter="0"/>
       <w:cols w:space="720"/>
@@ -5840,6 +5901,7 @@
   <w:style w:type="character" w:default="1" w:styleId="DefaultParagraphFont">
     <w:name w:val="Default Paragraph Font"/>
     <w:uiPriority w:val="1"/>
+    <w:semiHidden/>
     <w:unhideWhenUsed/>
   </w:style>
   <w:style w:type="table" w:default="1" w:styleId="TableNormal">
